--- a/binder_source_ordered/001_FM_Cover_Page_and_Controlled_Governance_Artifact_Identity.docx
+++ b/binder_source_ordered/001_FM_Cover_Page_and_Controlled_Governance_Artifact_Identity.docx
@@ -360,7 +360,7 @@
                       <w:color w:val="17365D"/>
                       <w:sz w:val="15"/>
                     </w:rPr>
-                    <w:t>Verification Status</w:t>
+                    <w:t>Registry Record Status</w:t>
                   </w:r>
                 </w:p>
               </w:tc>
@@ -391,7 +391,7 @@
                       <w:color w:val="2F3A4A"/>
                       <w:sz w:val="16"/>
                     </w:rPr>
-                    <w:t>[Verification Status]</w:t>
+                    <w:t>[Registry Record Status]</w:t>
                   </w:r>
                 </w:p>
               </w:tc>
@@ -624,7 +624,7 @@
                 <w:color w:val="17365D"/>
                 <w:sz w:val="19"/>
               </w:rPr>
-              <w:t>QR Verification</w:t>
+              <w:t>QR Registry Reference</w:t>
             </w:r>
           </w:p>
           <w:p>
@@ -638,7 +638,7 @@
                 <w:color w:val="2F3A4A"/>
                 <w:sz w:val="15"/>
               </w:rPr>
-              <w:t>Placeholder area for organization-specific verification routing, controlled register lookup, or maintained governance artifact reference.</w:t>
+              <w:t>Placeholder area for organization-specific registry record routing, controlled register lookup, or maintained governance artifact reference.</w:t>
             </w:r>
           </w:p>
           <w:tbl>
@@ -679,7 +679,7 @@
                       <w:color w:val="66758A"/>
                       <w:sz w:val="14"/>
                     </w:rPr>
-                    <w:t>[QR Verification Placeholder]</w:t>
+                    <w:t>[QR Registry Reference Placeholder]</w:t>
                   </w:r>
                 </w:p>
               </w:tc>
@@ -727,7 +727,7 @@
                 <w:color w:val="2F3A4A"/>
                 <w:sz w:val="18"/>
               </w:rPr>
-              <w:t>This binder is presented as a controlled governance artifact intended to support institutional stewardship, evidence-linked accountability, bounded assurance, and governance continuity. Its authority is maintained through revision discipline, operational alignment, and stewardship of the governed conditions it represents.</w:t>
+              <w:t>This binder is presented as a controlled governance artifact intended to support institutional stewardship, evidence-linked accountability, bounded confidence, and governance continuity. Its authority is maintained through revision discipline, operational alignment, and stewardship of the governed conditions it represents.</w:t>
             </w:r>
           </w:p>
         </w:tc>
@@ -800,7 +800,7 @@
           <w:color w:val="2F3A4A"/>
           <w:sz w:val="19"/>
         </w:rPr>
-        <w:t>This front matter section establishes the binder as a controlled governance artifact rather than a generic informational document. The artifact identity records how the binder is intended to be recognized, maintained, verified, relied upon, and recalibrated as operational conditions change.</w:t>
+        <w:t>This front matter section establishes the binder as a controlled governance artifact rather than a generic informational document. The artifact identity records how the binder is intended to be recognized, maintained, documented, relied upon, and recalibrated as operational conditions change.</w:t>
       </w:r>
     </w:p>
     <w:p>
@@ -1301,7 +1301,7 @@
                 <w:color w:val="2F3A4A"/>
                 <w:sz w:val="15"/>
               </w:rPr>
-              <w:t>Verification status</w:t>
+              <w:t>Registry record status</w:t>
             </w:r>
           </w:p>
         </w:tc>
@@ -1334,7 +1334,7 @@
                 <w:color w:val="2F3A4A"/>
                 <w:sz w:val="15"/>
               </w:rPr>
-              <w:t>Signals whether the artifact is linked to a maintained verification or register process.</w:t>
+              <w:t>Signals whether the artifact is linked to a maintained registry record process.</w:t>
             </w:r>
           </w:p>
         </w:tc>
@@ -1400,7 +1400,7 @@
                 <w:color w:val="2F3A4A"/>
                 <w:sz w:val="15"/>
               </w:rPr>
-              <w:t>Verification reflects governed participation, not absolute institutional perfection.</w:t>
+              <w:t>Documentation reflects governed participation, not absolute institutional perfection.</w:t>
             </w:r>
           </w:p>
         </w:tc>
@@ -2287,7 +2287,7 @@
                 <w:color w:val="2F3A4A"/>
                 <w:sz w:val="15"/>
               </w:rPr>
-              <w:t>Assurance-bearing artifact</w:t>
+              <w:t>Confidence-bearing artifact</w:t>
             </w:r>
           </w:p>
         </w:tc>
@@ -2676,7 +2676,7 @@
           <w:color w:val="17365D"/>
           <w:sz w:val="30"/>
         </w:rPr>
-        <w:t>Controlled Artifact Designation and Verification Identity</w:t>
+        <w:t>Controlled Artifact Designation and Registry Record Identity</w:t>
       </w:r>
     </w:p>
     <w:p>
@@ -2704,7 +2704,7 @@
           <w:color w:val="2F3A4A"/>
           <w:sz w:val="19"/>
         </w:rPr>
-        <w:t>Verification identity operates within bounded assurance. A verification reference may support confidence that the artifact participates in a maintained governance process, but it does not convert the binder into unconditional certification or remove the need for evidence review, scope qualification, and operational recalibration.</w:t>
+        <w:t>Registry record identity operates within bounded confidence. A registry reference may support confidence that the artifact participates in a maintained governance process, but it does not convert the binder into any certification or remove the need for evidence review, scope qualification, and operational recalibration.</w:t>
       </w:r>
     </w:p>
     <w:p>
@@ -2719,7 +2719,7 @@
           <w:color w:val="17365D"/>
           <w:sz w:val="19"/>
         </w:rPr>
-        <w:t>Verification Identity Concepts</w:t>
+        <w:t>Registry Record Identity Concepts</w:t>
       </w:r>
     </w:p>
     <w:tbl>
@@ -2907,7 +2907,7 @@
                 <w:color w:val="2F3A4A"/>
                 <w:sz w:val="15"/>
               </w:rPr>
-              <w:t>Verification identity</w:t>
+              <w:t>Registry record identity</w:t>
             </w:r>
           </w:p>
         </w:tc>
@@ -3177,7 +3177,7 @@
                 <w:color w:val="2F3A4A"/>
                 <w:sz w:val="15"/>
               </w:rPr>
-              <w:t>Bounded assurance</w:t>
+              <w:t>Bounded confidence</w:t>
             </w:r>
           </w:p>
         </w:tc>
@@ -3276,7 +3276,7 @@
                 <w:color w:val="2F3A4A"/>
                 <w:sz w:val="15"/>
               </w:rPr>
-              <w:t>Assurance weakens when scope expands without review.</w:t>
+              <w:t>Confidence weakens when scope expands without review.</w:t>
             </w:r>
           </w:p>
         </w:tc>
@@ -4396,7 +4396,7 @@
                 <w:color w:val="2F3A4A"/>
                 <w:sz w:val="15"/>
               </w:rPr>
-              <w:t>A visible verification reference survives after maintenance activity degrades.</w:t>
+              <w:t>A visible registry reference survives after maintenance activity degrades.</w:t>
             </w:r>
           </w:p>
         </w:tc>
@@ -4669,7 +4669,7 @@
                 <w:color w:val="2F3A4A"/>
                 <w:sz w:val="15"/>
               </w:rPr>
-              <w:t>Keep title, designation, organization scope, verification status, and revision identity current.</w:t>
+              <w:t>Keep title, designation, organization scope, registry record status, and revision identity current.</w:t>
             </w:r>
           </w:p>
         </w:tc>
@@ -5042,7 +5042,7 @@
                 <w:color w:val="2F3A4A"/>
                 <w:sz w:val="15"/>
               </w:rPr>
-              <w:t>Bound assurance language</w:t>
+              <w:t>Bound confidence language</w:t>
             </w:r>
           </w:p>
         </w:tc>
@@ -5622,7 +5622,7 @@
                 <w:color w:val="2F3A4A"/>
                 <w:sz w:val="15"/>
               </w:rPr>
-              <w:t>Verification placeholder</w:t>
+              <w:t>Registry reference placeholder</w:t>
             </w:r>
           </w:p>
         </w:tc>
@@ -5686,7 +5686,7 @@
                 <w:color w:val="2F3A4A"/>
                 <w:sz w:val="15"/>
               </w:rPr>
-              <w:t>Depends on current verification process and accurate status language.</w:t>
+              <w:t>Depends on current registry record process and accurate status language.</w:t>
             </w:r>
           </w:p>
         </w:tc>
@@ -5718,7 +5718,7 @@
                 <w:color w:val="2F3A4A"/>
                 <w:sz w:val="15"/>
               </w:rPr>
-              <w:t>A visible QR or lookup marker implies broader assurance than intended.</w:t>
+              <w:t>A visible QR or lookup marker implies broader confidence than intended.</w:t>
             </w:r>
           </w:p>
         </w:tc>
